--- a/Courses/Computer-Modeling-and-IT/Computer-Modeling-and-IT-6-Class/09-Data-Types-and-Cell-Formats/09-Data-Types-and-Cell-Formats-Exercises.docx
+++ b/Courses/Computer-Modeling-and-IT/Computer-Modeling-and-IT-6-Class/09-Data-Types-and-Cell-Formats/09-Data-Types-and-Cell-Formats-Exercises.docx
@@ -52,9 +52,9 @@
           <w:noProof/>
         </w:rPr>
         <w:drawing>
-          <wp:inline distT="0" distB="0" distL="0" distR="0" wp14:anchorId="5D1D7169" wp14:editId="7DDD902B">
-            <wp:extent cx="897075" cy="402336"/>
-            <wp:effectExtent l="0" t="0" r="0" b="0"/>
+          <wp:inline distT="0" distB="0" distL="0" distR="0" wp14:anchorId="5D1D7169" wp14:editId="2910B777">
+            <wp:extent cx="913532" cy="409409"/>
+            <wp:effectExtent l="0" t="0" r="1270" b="0"/>
             <wp:docPr id="5" name="Picture 4"/>
             <wp:cNvGraphicFramePr>
               <a:graphicFrameLocks xmlns:a="http://schemas.openxmlformats.org/drawingml/2006/main" noChangeAspect="1"/>
@@ -83,7 +83,7 @@
                   <pic:spPr>
                     <a:xfrm>
                       <a:off x="0" y="0"/>
-                      <a:ext cx="913532" cy="409717"/>
+                      <a:ext cx="913532" cy="409409"/>
                     </a:xfrm>
                     <a:prstGeom prst="rect">
                       <a:avLst/>
